--- a/samples/spravka_dohod.docx
+++ b/samples/spravka_dohod.docx
@@ -196,7 +196,7 @@
           <w:b w:val="0"/>
           <w:sz w:val="24"/>
         </w:rPr>
-        <w:t>29.09.2026</w:t>
+        <w:t>30.09.2026</w:t>
         <w:tab/>
         <w:t>____________ / Иванов И. И.</w:t>
       </w:r>

--- a/samples/spravka_dohod.docx
+++ b/samples/spravka_dohod.docx
@@ -101,6 +101,7 @@
     </w:p>
     <w:p>
       <w:pPr>
+        <w:keepNext/>
         <w:spacing w:before="280"/>
         <w:jc w:val="center"/>
       </w:pPr>
@@ -115,6 +116,7 @@
     </w:p>
     <w:p>
       <w:pPr>
+        <w:keepNext/>
         <w:spacing w:after="120"/>
         <w:jc w:val="center"/>
       </w:pPr>
@@ -170,6 +172,7 @@
     </w:p>
     <w:p>
       <w:pPr>
+        <w:keepNext/>
         <w:spacing w:before="160" w:after="80"/>
         <w:ind w:firstLine="709"/>
         <w:jc w:val="both"/>
@@ -597,11 +600,13 @@
     <w:qFormat/>
     <w:rsid w:val="00FC693F"/>
     <w:pPr>
+      <w:widowControl/>
       <w:spacing w:after="0" w:before="0" w:line="276" w:lineRule="auto"/>
     </w:pPr>
     <w:rPr>
       <w:rFonts w:ascii="Times New Roman" w:hAnsi="Times New Roman"/>
       <w:sz w:val="24"/>
+      <w:lang w:val="ru-RU" w:eastAsia="ru-RU" w:bidi="ru-RU"/>
     </w:rPr>
   </w:style>
   <w:style w:type="paragraph" w:styleId="Header">
